--- a/data/revised_2026-10_full/outputs/v2/Physics/SS1.2_Mechanical_Properties_of_Materials/Physics_Mechanical_Properties_of_Materials_FinalExplanation.docx
+++ b/data/revised_2026-10_full/outputs/v2/Physics/SS1.2_Mechanical_Properties_of_Materials/Physics_Mechanical_Properties_of_Materials_FinalExplanation.docx
@@ -2613,7 +2613,7 @@
         </w:rPr>
         <w:t xml:space="preserve">© 2026 SeaVuria and ARES. This work is licensed under a </w:t>
       </w:r>
-      <w:hyperlink w:history="1" r:id="rIdjlezymfrdxsvpe5wr3ilx">
+      <w:hyperlink w:history="1" r:id="rIdt0b_fvohdxjsnnqge43fy">
         <w:r>
           <w:rPr>
             <w:rFonts w:ascii="Arial" w:cs="Arial" w:eastAsia="Arial" w:hAnsi="Arial"/>
@@ -2633,7 +2633,7 @@
         </w:rPr>
         <w:t xml:space="preserve"> (</w:t>
       </w:r>
-      <w:hyperlink w:history="1" r:id="rIdgr7fvinoedauye-nviuwp">
+      <w:hyperlink w:history="1" r:id="rIdpcth4wy-uuxlu5msefkiz">
         <w:r>
           <w:rPr>
             <w:rFonts w:ascii="Arial" w:cs="Arial" w:eastAsia="Arial" w:hAnsi="Arial"/>
@@ -2653,7 +2653,7 @@
         </w:rPr>
         <w:t xml:space="preserve">). To view a copy of this license, visit </w:t>
       </w:r>
-      <w:hyperlink w:history="1" r:id="rIdbcbviw7xhb6rc44qi8lab">
+      <w:hyperlink w:history="1" r:id="rIdn3lj5hmtkxjbi2sqolii1">
         <w:r>
           <w:rPr>
             <w:rFonts w:ascii="Arial" w:cs="Arial" w:eastAsia="Arial" w:hAnsi="Arial"/>
